--- a/ДОКЛАДЫ/ОБЖ/Опасные заболевания.docx
+++ b/ДОКЛАДЫ/ОБЖ/Опасные заболевания.docx
@@ -165,21 +165,16 @@
         </w:rPr>
         <w:t>На тему:</w:t>
       </w:r>
-    </w:p>
-    <w:p>
-      <w:pPr>
-        <w:tabs>
-          <w:tab w:val="left" w:pos="1134"/>
-        </w:tabs>
-        <w:spacing w:after="0" w:line="360" w:lineRule="auto"/>
-        <w:ind w:firstLine="709"/>
+      <w:r>
         <w:rPr>
           <w:rFonts w:ascii="Times New Roman" w:eastAsia="Calibri" w:hAnsi="Times New Roman" w:cs="Times New Roman"/>
           <w:color w:val="000000" w:themeColor="text1"/>
           <w:sz w:val="28"/>
           <w:szCs w:val="28"/>
-        </w:rPr>
-      </w:pPr>
+          <w:lang w:val="en-US"/>
+        </w:rPr>
+        <w:t xml:space="preserve"> </w:t>
+      </w:r>
       <w:r>
         <w:rPr>
           <w:rFonts w:ascii="Times New Roman" w:eastAsia="Calibri" w:hAnsi="Times New Roman" w:cs="Times New Roman"/>
@@ -1737,7 +1732,7 @@
           <w:szCs w:val="28"/>
           <w:lang w:eastAsia="zh-CN"/>
         </w:rPr>
-        <w:t>Во-вторых, изменение климата создает благоприятные условия для распространения инфекций, которые ранее были ограничены определенными географическими зонами. Потепление климата расширяет ареал обитания переносчиков заболеваний – комаров, клещей, блох. Учащающиеся природные катаклизмы и наводнения способствуют загрязнению водных источников, создавая условия для вспышек кишечных инфекций, включая холеру.</w:t>
+        <w:t xml:space="preserve">Во-вторых, изменение климата создает благоприятные условия для распространения инфекций, которые ранее были ограничены определенными географическими зонами. Потепление климата расширяет ареал обитания переносчиков заболеваний – комаров, клещей, блох. </w:t>
       </w:r>
     </w:p>
     <w:p>
@@ -1763,19 +1758,7 @@
           <w:szCs w:val="28"/>
           <w:lang w:eastAsia="zh-CN"/>
         </w:rPr>
-        <w:t xml:space="preserve">В-третьих, сохраняется постоянная угроза биотерроризма. Возбудители таких заболеваний, как сибирская язва, туляремия, сап, могут быть использованы в качестве биологического оружия. История уже знает примеры рассылки спор сибирской язвы в почтовых отправлениях, что вызвало панику и привело к человеческим жертвам. </w:t>
-      </w:r>
-      <w:r>
-        <w:rPr>
-          <w:rFonts w:ascii="Times New Roman" w:eastAsia="Times New Roman" w:hAnsi="Times New Roman" w:cs="Times New Roman"/>
-          <w:color w:val="000000" w:themeColor="text1"/>
-          <w:spacing w:val="13"/>
-          <w:sz w:val="28"/>
-          <w:szCs w:val="28"/>
-          <w:lang w:eastAsia="zh-CN"/>
-        </w:rPr>
-        <w:lastRenderedPageBreak/>
-        <w:t>Поэтому знания о клинических проявлениях этих заболеваний и мерах защиты остаются жизненно важными.</w:t>
+        <w:t>В-третьих, сохраняется постоянная угроза биотерроризма. Возбудители таких заболеваний, как сибирская язва, туляремия, сап, могут быть использованы в качестве биологического оружия. История уже знает примеры рассылки спор сибирской язвы в почтовых отправлениях, что вызвало панику и привело к человеческим жертвам. Поэтому знания о клинических проявлениях этих заболеваний и мерах защиты остаются жизненно важными.</w:t>
       </w:r>
     </w:p>
     <w:p>
@@ -1862,6 +1845,7 @@
     <w:p>
       <w:pPr>
         <w:pStyle w:val="aff"/>
+        <w:ind w:firstLine="0"/>
         <w:rPr>
           <w:rFonts w:cs="Times New Roman"/>
           <w:szCs w:val="28"/>
@@ -1898,7 +1882,7 @@
     <w:p>
       <w:pPr>
         <w:pStyle w:val="aff"/>
-        <w:ind w:firstLine="708"/>
+        <w:ind w:firstLine="0"/>
         <w:rPr>
           <w:rFonts w:cs="Times New Roman"/>
           <w:szCs w:val="28"/>
@@ -1927,6 +1911,7 @@
     <w:p>
       <w:pPr>
         <w:pStyle w:val="aff"/>
+        <w:ind w:firstLine="0"/>
         <w:rPr>
           <w:rFonts w:cs="Times New Roman"/>
           <w:szCs w:val="28"/>
@@ -1947,7 +1932,7 @@
     <w:p>
       <w:pPr>
         <w:pStyle w:val="aff"/>
-        <w:ind w:firstLine="0"/>
+        <w:ind w:firstLine="708"/>
         <w:rPr>
           <w:rFonts w:cs="Times New Roman"/>
           <w:szCs w:val="28"/>
@@ -1974,7 +1959,7 @@
     <w:p>
       <w:pPr>
         <w:pStyle w:val="aff"/>
-        <w:ind w:firstLine="0"/>
+        <w:ind w:firstLine="708"/>
         <w:rPr>
           <w:rFonts w:cs="Times New Roman"/>
           <w:szCs w:val="28"/>
@@ -2001,7 +1986,7 @@
     <w:p>
       <w:pPr>
         <w:pStyle w:val="aff"/>
-        <w:ind w:firstLine="0"/>
+        <w:ind w:firstLine="708"/>
         <w:rPr>
           <w:rFonts w:cs="Times New Roman"/>
           <w:szCs w:val="28"/>
@@ -2028,6 +2013,7 @@
     <w:p>
       <w:pPr>
         <w:pStyle w:val="aff"/>
+        <w:ind w:firstLine="0"/>
         <w:rPr>
           <w:rFonts w:cs="Times New Roman"/>
           <w:szCs w:val="28"/>
@@ -2048,7 +2034,7 @@
     <w:p>
       <w:pPr>
         <w:pStyle w:val="aff"/>
-        <w:ind w:firstLine="0"/>
+        <w:ind w:firstLine="708"/>
         <w:rPr>
           <w:rFonts w:cs="Times New Roman"/>
           <w:szCs w:val="28"/>
@@ -2075,7 +2061,7 @@
     <w:p>
       <w:pPr>
         <w:pStyle w:val="aff"/>
-        <w:ind w:firstLine="0"/>
+        <w:ind w:firstLine="708"/>
         <w:rPr>
           <w:rFonts w:cs="Times New Roman"/>
           <w:szCs w:val="28"/>
@@ -2102,7 +2088,7 @@
     <w:p>
       <w:pPr>
         <w:pStyle w:val="aff"/>
-        <w:ind w:firstLine="0"/>
+        <w:ind w:firstLine="708"/>
         <w:rPr>
           <w:rFonts w:cs="Times New Roman"/>
           <w:szCs w:val="28"/>
@@ -2129,7 +2115,7 @@
     <w:p>
       <w:pPr>
         <w:pStyle w:val="aff"/>
-        <w:ind w:firstLine="0"/>
+        <w:ind w:firstLine="708"/>
         <w:rPr>
           <w:rFonts w:cs="Times New Roman"/>
           <w:szCs w:val="28"/>
@@ -2156,6 +2142,7 @@
     <w:p>
       <w:pPr>
         <w:pStyle w:val="aff"/>
+        <w:ind w:firstLine="0"/>
         <w:rPr>
           <w:rFonts w:cs="Times New Roman"/>
           <w:szCs w:val="28"/>
@@ -2176,7 +2163,7 @@
     <w:p>
       <w:pPr>
         <w:pStyle w:val="aff"/>
-        <w:ind w:firstLine="0"/>
+        <w:ind w:firstLine="708"/>
         <w:rPr>
           <w:rFonts w:cs="Times New Roman"/>
           <w:szCs w:val="28"/>
@@ -2203,7 +2190,7 @@
     <w:p>
       <w:pPr>
         <w:pStyle w:val="aff"/>
-        <w:ind w:firstLine="0"/>
+        <w:ind w:firstLine="708"/>
         <w:rPr>
           <w:rFonts w:cs="Times New Roman"/>
           <w:szCs w:val="28"/>
@@ -2230,7 +2217,7 @@
     <w:p>
       <w:pPr>
         <w:pStyle w:val="aff"/>
-        <w:ind w:firstLine="0"/>
+        <w:ind w:firstLine="708"/>
         <w:rPr>
           <w:rFonts w:cs="Times New Roman"/>
           <w:szCs w:val="28"/>
@@ -2302,6 +2289,7 @@
     <w:p>
       <w:pPr>
         <w:pStyle w:val="aff"/>
+        <w:ind w:firstLine="0"/>
         <w:rPr>
           <w:rFonts w:cs="Times New Roman"/>
           <w:szCs w:val="28"/>
@@ -2330,6 +2318,7 @@
     <w:p>
       <w:pPr>
         <w:pStyle w:val="aff"/>
+        <w:ind w:firstLine="0"/>
         <w:rPr>
           <w:rFonts w:cs="Times New Roman"/>
           <w:szCs w:val="28"/>
@@ -2358,6 +2347,7 @@
     <w:p>
       <w:pPr>
         <w:pStyle w:val="aff"/>
+        <w:ind w:firstLine="0"/>
         <w:rPr>
           <w:rFonts w:cs="Times New Roman"/>
           <w:szCs w:val="28"/>
@@ -2378,7 +2368,7 @@
     <w:p>
       <w:pPr>
         <w:pStyle w:val="aff"/>
-        <w:ind w:firstLine="0"/>
+        <w:ind w:firstLine="708"/>
         <w:rPr>
           <w:rFonts w:cs="Times New Roman"/>
           <w:szCs w:val="28"/>
@@ -2405,7 +2395,7 @@
     <w:p>
       <w:pPr>
         <w:pStyle w:val="aff"/>
-        <w:ind w:firstLine="0"/>
+        <w:ind w:firstLine="708"/>
         <w:rPr>
           <w:rFonts w:cs="Times New Roman"/>
           <w:szCs w:val="28"/>
@@ -2432,7 +2422,7 @@
     <w:p>
       <w:pPr>
         <w:pStyle w:val="aff"/>
-        <w:ind w:firstLine="0"/>
+        <w:ind w:firstLine="708"/>
         <w:rPr>
           <w:rFonts w:cs="Times New Roman"/>
           <w:szCs w:val="28"/>
@@ -2459,6 +2449,7 @@
     <w:p>
       <w:pPr>
         <w:pStyle w:val="aff"/>
+        <w:ind w:firstLine="0"/>
         <w:rPr>
           <w:rFonts w:cs="Times New Roman"/>
           <w:szCs w:val="28"/>
@@ -2479,7 +2470,7 @@
     <w:p>
       <w:pPr>
         <w:pStyle w:val="aff"/>
-        <w:ind w:firstLine="0"/>
+        <w:ind w:firstLine="708"/>
         <w:rPr>
           <w:rFonts w:cs="Times New Roman"/>
           <w:szCs w:val="28"/>
@@ -2506,7 +2497,7 @@
     <w:p>
       <w:pPr>
         <w:pStyle w:val="aff"/>
-        <w:ind w:firstLine="0"/>
+        <w:ind w:firstLine="708"/>
         <w:rPr>
           <w:rFonts w:cs="Times New Roman"/>
           <w:szCs w:val="28"/>
@@ -2534,7 +2525,7 @@
     <w:p>
       <w:pPr>
         <w:pStyle w:val="aff"/>
-        <w:ind w:firstLine="0"/>
+        <w:ind w:firstLine="708"/>
         <w:rPr>
           <w:rFonts w:cs="Times New Roman"/>
           <w:szCs w:val="28"/>
@@ -2561,7 +2552,7 @@
     <w:p>
       <w:pPr>
         <w:pStyle w:val="aff"/>
-        <w:ind w:firstLine="0"/>
+        <w:ind w:firstLine="708"/>
         <w:rPr>
           <w:rFonts w:cs="Times New Roman"/>
           <w:szCs w:val="28"/>
@@ -2588,6 +2579,7 @@
     <w:p>
       <w:pPr>
         <w:pStyle w:val="aff"/>
+        <w:ind w:firstLine="0"/>
         <w:rPr>
           <w:rFonts w:cs="Times New Roman"/>
           <w:szCs w:val="28"/>
@@ -2608,7 +2600,7 @@
     <w:p>
       <w:pPr>
         <w:pStyle w:val="aff"/>
-        <w:ind w:firstLine="0"/>
+        <w:ind w:firstLine="708"/>
         <w:rPr>
           <w:rFonts w:cs="Times New Roman"/>
           <w:szCs w:val="28"/>
@@ -2635,7 +2627,7 @@
     <w:p>
       <w:pPr>
         <w:pStyle w:val="aff"/>
-        <w:ind w:firstLine="0"/>
+        <w:ind w:firstLine="708"/>
         <w:rPr>
           <w:rFonts w:cs="Times New Roman"/>
           <w:szCs w:val="28"/>
@@ -2662,7 +2654,7 @@
     <w:p>
       <w:pPr>
         <w:pStyle w:val="aff"/>
-        <w:ind w:firstLine="0"/>
+        <w:ind w:firstLine="708"/>
         <w:rPr>
           <w:rFonts w:cs="Times New Roman"/>
           <w:szCs w:val="28"/>
@@ -2723,6 +2715,7 @@
     <w:p>
       <w:pPr>
         <w:pStyle w:val="aff"/>
+        <w:ind w:firstLine="0"/>
         <w:rPr>
           <w:rFonts w:cs="Times New Roman"/>
           <w:szCs w:val="28"/>
@@ -2751,6 +2744,7 @@
     <w:p>
       <w:pPr>
         <w:pStyle w:val="aff"/>
+        <w:ind w:firstLine="0"/>
         <w:rPr>
           <w:rFonts w:cs="Times New Roman"/>
           <w:szCs w:val="28"/>
@@ -2807,6 +2801,7 @@
     <w:p>
       <w:pPr>
         <w:pStyle w:val="aff"/>
+        <w:ind w:firstLine="0"/>
         <w:rPr>
           <w:rFonts w:cs="Times New Roman"/>
           <w:szCs w:val="28"/>
@@ -2827,7 +2822,7 @@
     <w:p>
       <w:pPr>
         <w:pStyle w:val="aff"/>
-        <w:ind w:firstLine="0"/>
+        <w:ind w:firstLine="708"/>
         <w:rPr>
           <w:rFonts w:cs="Times New Roman"/>
           <w:szCs w:val="28"/>
@@ -2854,7 +2849,7 @@
     <w:p>
       <w:pPr>
         <w:pStyle w:val="aff"/>
-        <w:ind w:firstLine="0"/>
+        <w:ind w:firstLine="708"/>
         <w:rPr>
           <w:rFonts w:cs="Times New Roman"/>
           <w:szCs w:val="28"/>
@@ -2881,7 +2876,7 @@
     <w:p>
       <w:pPr>
         <w:pStyle w:val="aff"/>
-        <w:ind w:firstLine="0"/>
+        <w:ind w:firstLine="708"/>
         <w:rPr>
           <w:rFonts w:cs="Times New Roman"/>
           <w:szCs w:val="28"/>
@@ -2908,6 +2903,7 @@
     <w:p>
       <w:pPr>
         <w:pStyle w:val="aff"/>
+        <w:ind w:firstLine="0"/>
         <w:rPr>
           <w:rFonts w:cs="Times New Roman"/>
           <w:szCs w:val="28"/>
@@ -2928,7 +2924,7 @@
     <w:p>
       <w:pPr>
         <w:pStyle w:val="aff"/>
-        <w:ind w:firstLine="0"/>
+        <w:ind w:firstLine="708"/>
         <w:rPr>
           <w:rFonts w:cs="Times New Roman"/>
           <w:szCs w:val="28"/>
@@ -2955,7 +2951,7 @@
     <w:p>
       <w:pPr>
         <w:pStyle w:val="aff"/>
-        <w:ind w:firstLine="0"/>
+        <w:ind w:firstLine="708"/>
         <w:rPr>
           <w:rFonts w:cs="Times New Roman"/>
           <w:szCs w:val="28"/>
@@ -2982,7 +2978,7 @@
     <w:p>
       <w:pPr>
         <w:pStyle w:val="aff"/>
-        <w:ind w:firstLine="0"/>
+        <w:ind w:firstLine="708"/>
         <w:rPr>
           <w:rFonts w:cs="Times New Roman"/>
           <w:szCs w:val="28"/>
@@ -3009,6 +3005,7 @@
     <w:p>
       <w:pPr>
         <w:pStyle w:val="aff"/>
+        <w:ind w:firstLine="0"/>
         <w:rPr>
           <w:rFonts w:cs="Times New Roman"/>
           <w:szCs w:val="28"/>
@@ -3029,7 +3026,7 @@
     <w:p>
       <w:pPr>
         <w:pStyle w:val="aff"/>
-        <w:ind w:firstLine="0"/>
+        <w:ind w:firstLine="708"/>
         <w:rPr>
           <w:rFonts w:cs="Times New Roman"/>
           <w:szCs w:val="28"/>
@@ -3056,7 +3053,7 @@
     <w:p>
       <w:pPr>
         <w:pStyle w:val="aff"/>
-        <w:ind w:firstLine="0"/>
+        <w:ind w:firstLine="708"/>
         <w:rPr>
           <w:rFonts w:cs="Times New Roman"/>
           <w:szCs w:val="28"/>
@@ -3083,7 +3080,7 @@
     <w:p>
       <w:pPr>
         <w:pStyle w:val="aff"/>
-        <w:ind w:firstLine="0"/>
+        <w:ind w:firstLine="708"/>
         <w:rPr>
           <w:rFonts w:cs="Times New Roman"/>
           <w:szCs w:val="28"/>
@@ -3144,6 +3141,7 @@
     <w:p>
       <w:pPr>
         <w:pStyle w:val="aff"/>
+        <w:ind w:firstLine="0"/>
         <w:rPr>
           <w:rFonts w:cs="Times New Roman"/>
           <w:szCs w:val="28"/>
@@ -3176,6 +3174,7 @@
     <w:p>
       <w:pPr>
         <w:pStyle w:val="aff"/>
+        <w:ind w:firstLine="0"/>
         <w:rPr>
           <w:rFonts w:cs="Times New Roman"/>
           <w:szCs w:val="28"/>
@@ -3226,6 +3225,7 @@
     <w:p>
       <w:pPr>
         <w:pStyle w:val="aff"/>
+        <w:ind w:firstLine="0"/>
         <w:rPr>
           <w:rFonts w:cs="Times New Roman"/>
           <w:b/>
@@ -3246,20 +3246,20 @@
     <w:p>
       <w:pPr>
         <w:pStyle w:val="aff"/>
-        <w:ind w:firstLine="0"/>
-        <w:rPr>
-          <w:rFonts w:cs="Times New Roman"/>
-          <w:szCs w:val="28"/>
-          <w:lang w:eastAsia="zh-CN"/>
-        </w:rPr>
-      </w:pPr>
-      <w:r>
-        <w:rPr>
-          <w:rFonts w:cs="Times New Roman"/>
-          <w:szCs w:val="28"/>
-          <w:lang w:eastAsia="zh-CN"/>
-        </w:rPr>
-        <w:t>1. 1</w:t>
+        <w:ind w:firstLine="708"/>
+        <w:rPr>
+          <w:rFonts w:cs="Times New Roman"/>
+          <w:szCs w:val="28"/>
+          <w:lang w:eastAsia="zh-CN"/>
+        </w:rPr>
+      </w:pPr>
+      <w:r>
+        <w:rPr>
+          <w:rFonts w:cs="Times New Roman"/>
+          <w:szCs w:val="28"/>
+          <w:lang w:eastAsia="zh-CN"/>
+        </w:rPr>
+        <w:t xml:space="preserve">1. </w:t>
       </w:r>
       <w:r>
         <w:rPr>
@@ -3273,7 +3273,7 @@
     <w:p>
       <w:pPr>
         <w:pStyle w:val="aff"/>
-        <w:ind w:firstLine="0"/>
+        <w:ind w:firstLine="708"/>
         <w:rPr>
           <w:rFonts w:cs="Times New Roman"/>
           <w:szCs w:val="28"/>
@@ -3301,7 +3301,7 @@
     <w:p>
       <w:pPr>
         <w:pStyle w:val="aff"/>
-        <w:ind w:firstLine="0"/>
+        <w:ind w:firstLine="708"/>
         <w:rPr>
           <w:rFonts w:cs="Times New Roman"/>
           <w:szCs w:val="28"/>
@@ -3315,6 +3315,14 @@
           <w:lang w:eastAsia="zh-CN"/>
         </w:rPr>
         <w:t>3.</w:t>
+      </w:r>
+      <w:r>
+        <w:rPr>
+          <w:rFonts w:cs="Times New Roman"/>
+          <w:szCs w:val="28"/>
+          <w:lang w:val="en-US" w:eastAsia="zh-CN"/>
+        </w:rPr>
+        <w:t xml:space="preserve"> </w:t>
       </w:r>
       <w:r>
         <w:rPr>
@@ -3328,6 +3336,7 @@
     <w:p>
       <w:pPr>
         <w:pStyle w:val="aff"/>
+        <w:ind w:firstLine="0"/>
         <w:rPr>
           <w:rFonts w:cs="Times New Roman"/>
           <w:szCs w:val="28"/>
@@ -3348,7 +3357,7 @@
     <w:p>
       <w:pPr>
         <w:pStyle w:val="aff"/>
-        <w:ind w:firstLine="0"/>
+        <w:ind w:firstLine="708"/>
         <w:rPr>
           <w:rFonts w:cs="Times New Roman"/>
           <w:szCs w:val="28"/>
@@ -3375,7 +3384,7 @@
     <w:p>
       <w:pPr>
         <w:pStyle w:val="aff"/>
-        <w:ind w:firstLine="0"/>
+        <w:ind w:firstLine="708"/>
         <w:rPr>
           <w:rFonts w:cs="Times New Roman"/>
           <w:szCs w:val="28"/>
@@ -3402,7 +3411,7 @@
     <w:p>
       <w:pPr>
         <w:pStyle w:val="aff"/>
-        <w:ind w:firstLine="0"/>
+        <w:ind w:firstLine="708"/>
         <w:rPr>
           <w:rFonts w:cs="Times New Roman"/>
           <w:szCs w:val="28"/>
@@ -3429,7 +3438,7 @@
     <w:p>
       <w:pPr>
         <w:pStyle w:val="aff"/>
-        <w:ind w:firstLine="0"/>
+        <w:ind w:firstLine="708"/>
         <w:rPr>
           <w:rFonts w:cs="Times New Roman"/>
           <w:szCs w:val="28"/>
@@ -3456,6 +3465,7 @@
     <w:p>
       <w:pPr>
         <w:pStyle w:val="aff"/>
+        <w:ind w:firstLine="0"/>
         <w:rPr>
           <w:rFonts w:cs="Times New Roman"/>
           <w:szCs w:val="28"/>
@@ -3476,7 +3486,7 @@
     <w:p>
       <w:pPr>
         <w:pStyle w:val="aff"/>
-        <w:ind w:firstLine="0"/>
+        <w:ind w:firstLine="708"/>
         <w:rPr>
           <w:rFonts w:cs="Times New Roman"/>
           <w:szCs w:val="28"/>
@@ -3503,7 +3513,7 @@
     <w:p>
       <w:pPr>
         <w:pStyle w:val="aff"/>
-        <w:ind w:firstLine="0"/>
+        <w:ind w:firstLine="708"/>
         <w:rPr>
           <w:rFonts w:cs="Times New Roman"/>
           <w:szCs w:val="28"/>
@@ -3564,6 +3574,7 @@
     <w:p>
       <w:pPr>
         <w:pStyle w:val="aff"/>
+        <w:ind w:firstLine="0"/>
         <w:rPr>
           <w:rFonts w:cs="Times New Roman"/>
           <w:szCs w:val="28"/>
@@ -3592,6 +3603,7 @@
     <w:p>
       <w:pPr>
         <w:pStyle w:val="aff"/>
+        <w:ind w:firstLine="0"/>
         <w:rPr>
           <w:rFonts w:cs="Times New Roman"/>
           <w:szCs w:val="28"/>
@@ -3648,6 +3660,7 @@
     <w:p>
       <w:pPr>
         <w:pStyle w:val="aff"/>
+        <w:ind w:firstLine="0"/>
         <w:rPr>
           <w:rFonts w:cs="Times New Roman"/>
           <w:szCs w:val="28"/>
@@ -3668,7 +3681,7 @@
     <w:p>
       <w:pPr>
         <w:pStyle w:val="aff"/>
-        <w:ind w:firstLine="0"/>
+        <w:ind w:firstLine="708"/>
         <w:rPr>
           <w:rFonts w:cs="Times New Roman"/>
           <w:szCs w:val="28"/>
@@ -3695,7 +3708,7 @@
     <w:p>
       <w:pPr>
         <w:pStyle w:val="aff"/>
-        <w:ind w:firstLine="0"/>
+        <w:ind w:firstLine="708"/>
         <w:rPr>
           <w:rFonts w:cs="Times New Roman"/>
           <w:szCs w:val="28"/>
@@ -3722,6 +3735,7 @@
     <w:p>
       <w:pPr>
         <w:pStyle w:val="aff"/>
+        <w:ind w:firstLine="0"/>
         <w:rPr>
           <w:rFonts w:cs="Times New Roman"/>
           <w:szCs w:val="28"/>
@@ -3742,7 +3756,7 @@
     <w:p>
       <w:pPr>
         <w:pStyle w:val="aff"/>
-        <w:ind w:firstLine="0"/>
+        <w:ind w:firstLine="708"/>
         <w:rPr>
           <w:rFonts w:cs="Times New Roman"/>
           <w:szCs w:val="28"/>
@@ -3769,7 +3783,7 @@
     <w:p>
       <w:pPr>
         <w:pStyle w:val="aff"/>
-        <w:ind w:firstLine="0"/>
+        <w:ind w:firstLine="708"/>
         <w:rPr>
           <w:rFonts w:cs="Times New Roman"/>
           <w:szCs w:val="28"/>
@@ -3796,7 +3810,7 @@
     <w:p>
       <w:pPr>
         <w:pStyle w:val="aff"/>
-        <w:ind w:firstLine="0"/>
+        <w:ind w:firstLine="708"/>
         <w:rPr>
           <w:rFonts w:cs="Times New Roman"/>
           <w:szCs w:val="28"/>
@@ -3823,7 +3837,7 @@
     <w:p>
       <w:pPr>
         <w:pStyle w:val="aff"/>
-        <w:ind w:firstLine="0"/>
+        <w:ind w:firstLine="708"/>
         <w:rPr>
           <w:rFonts w:cs="Times New Roman"/>
           <w:szCs w:val="28"/>
@@ -3850,6 +3864,7 @@
     <w:p>
       <w:pPr>
         <w:pStyle w:val="aff"/>
+        <w:ind w:firstLine="0"/>
         <w:rPr>
           <w:rFonts w:cs="Times New Roman"/>
           <w:szCs w:val="28"/>
@@ -3870,7 +3885,7 @@
     <w:p>
       <w:pPr>
         <w:pStyle w:val="aff"/>
-        <w:ind w:firstLine="0"/>
+        <w:ind w:firstLine="708"/>
         <w:rPr>
           <w:rFonts w:cs="Times New Roman"/>
           <w:szCs w:val="28"/>
@@ -3897,7 +3912,7 @@
     <w:p>
       <w:pPr>
         <w:pStyle w:val="aff"/>
-        <w:ind w:firstLine="0"/>
+        <w:ind w:firstLine="708"/>
         <w:rPr>
           <w:rFonts w:cs="Times New Roman"/>
           <w:szCs w:val="28"/>
@@ -3958,6 +3973,7 @@
     <w:p>
       <w:pPr>
         <w:pStyle w:val="aff"/>
+        <w:ind w:firstLine="0"/>
         <w:rPr>
           <w:rFonts w:cs="Times New Roman"/>
           <w:szCs w:val="28"/>
@@ -3986,6 +4002,7 @@
     <w:p>
       <w:pPr>
         <w:pStyle w:val="aff"/>
+        <w:ind w:firstLine="0"/>
         <w:rPr>
           <w:rFonts w:cs="Times New Roman"/>
           <w:szCs w:val="28"/>
@@ -4042,6 +4059,7 @@
     <w:p>
       <w:pPr>
         <w:pStyle w:val="aff"/>
+        <w:ind w:firstLine="0"/>
         <w:rPr>
           <w:rFonts w:cs="Times New Roman"/>
           <w:szCs w:val="28"/>
@@ -4063,7 +4081,7 @@
     <w:p>
       <w:pPr>
         <w:pStyle w:val="aff"/>
-        <w:ind w:firstLine="0"/>
+        <w:ind w:firstLine="708"/>
         <w:rPr>
           <w:rFonts w:cs="Times New Roman"/>
           <w:szCs w:val="28"/>
@@ -4090,7 +4108,7 @@
     <w:p>
       <w:pPr>
         <w:pStyle w:val="aff"/>
-        <w:ind w:firstLine="0"/>
+        <w:ind w:firstLine="708"/>
         <w:rPr>
           <w:rFonts w:cs="Times New Roman"/>
           <w:szCs w:val="28"/>
@@ -4117,6 +4135,7 @@
     <w:p>
       <w:pPr>
         <w:pStyle w:val="aff"/>
+        <w:ind w:firstLine="0"/>
         <w:rPr>
           <w:rFonts w:cs="Times New Roman"/>
           <w:szCs w:val="28"/>
@@ -4137,7 +4156,7 @@
     <w:p>
       <w:pPr>
         <w:pStyle w:val="aff"/>
-        <w:ind w:firstLine="0"/>
+        <w:ind w:firstLine="708"/>
         <w:rPr>
           <w:rFonts w:cs="Times New Roman"/>
           <w:szCs w:val="28"/>
@@ -4164,7 +4183,7 @@
     <w:p>
       <w:pPr>
         <w:pStyle w:val="aff"/>
-        <w:ind w:firstLine="0"/>
+        <w:ind w:firstLine="708"/>
         <w:rPr>
           <w:lang w:eastAsia="zh-CN"/>
         </w:rPr>
@@ -4185,7 +4204,7 @@
     <w:p>
       <w:pPr>
         <w:pStyle w:val="aff"/>
-        <w:ind w:firstLine="0"/>
+        <w:ind w:firstLine="708"/>
         <w:rPr>
           <w:lang w:eastAsia="zh-CN"/>
         </w:rPr>
@@ -4206,7 +4225,7 @@
     <w:p>
       <w:pPr>
         <w:pStyle w:val="aff"/>
-        <w:ind w:firstLine="0"/>
+        <w:ind w:firstLine="708"/>
         <w:rPr>
           <w:lang w:eastAsia="zh-CN"/>
         </w:rPr>
@@ -4227,6 +4246,7 @@
     <w:p>
       <w:pPr>
         <w:pStyle w:val="aff"/>
+        <w:ind w:firstLine="0"/>
         <w:rPr>
           <w:lang w:eastAsia="zh-CN"/>
         </w:rPr>
@@ -4243,7 +4263,7 @@
     <w:p>
       <w:pPr>
         <w:pStyle w:val="aff"/>
-        <w:ind w:firstLine="0"/>
+        <w:ind w:firstLine="708"/>
         <w:rPr>
           <w:lang w:eastAsia="zh-CN"/>
         </w:rPr>
@@ -4264,7 +4284,7 @@
     <w:p>
       <w:pPr>
         <w:pStyle w:val="aff"/>
-        <w:ind w:firstLine="0"/>
+        <w:ind w:firstLine="708"/>
         <w:rPr>
           <w:lang w:eastAsia="zh-CN"/>
         </w:rPr>
@@ -4285,7 +4305,7 @@
     <w:p>
       <w:pPr>
         <w:pStyle w:val="aff"/>
-        <w:ind w:firstLine="0"/>
+        <w:ind w:firstLine="708"/>
         <w:rPr>
           <w:lang w:eastAsia="zh-CN"/>
         </w:rPr>
@@ -14463,6 +14483,7 @@
   <w:style w:type="character" w:default="1" w:styleId="a0">
     <w:name w:val="Default Paragraph Font"/>
     <w:uiPriority w:val="1"/>
+    <w:semiHidden/>
     <w:unhideWhenUsed/>
   </w:style>
   <w:style w:type="table" w:default="1" w:styleId="a1">
